--- a/krimis/gardinen-01-wollseifen/Mit-Gardinen-ins-Jenseits-Fall-1-Wollseifen.docx
+++ b/krimis/gardinen-01-wollseifen/Mit-Gardinen-ins-Jenseits-Fall-1-Wollseifen.docx
@@ -992,8 +992,44 @@
     </w:p>
     <w:p>
       <w:pPr>
-        <w:spacing w:before="0" w:after="0"/>
-        <w:ind w:firstLine="283"/>
+        <w:spacing w:before="200" w:after="200"/>
+        <w:jc w:val="center"/>
+        <w:pBdr>
+          <w:top w:val="dashed" w:sz="8" w:space="6" w:color="9E9E9E"/>
+          <w:left w:val="dashed" w:sz="8" w:space="6" w:color="9E9E9E"/>
+          <w:bottom w:val="dashed" w:sz="8" w:space="6" w:color="9E9E9E"/>
+          <w:right w:val="dashed" w:sz="8" w:space="6" w:color="9E9E9E"/>
+        </w:pBdr>
+      </w:pPr>
+      <w:r>
+        <w:rPr>
+          <w:b w:val="0"/>
+          <w:i w:val="0"/>
+          <w:color w:val="6B6B6B"/>
+          <w:sz w:val="18"/>
+        </w:rPr>
+        <w:t>Bildplatz 1: Hermine vor der Fahrradwerkstatt</w:t>
+      </w:r>
+      <w:r>
+        <w:br/>
+      </w:r>
+      <w:r>
+        <w:rPr>
+          <w:b w:val="0"/>
+          <w:i w:val="0"/>
+          <w:color w:val="6B6B6B"/>
+          <w:sz w:val="18"/>
+        </w:rPr>
+        <w:t>(Hier das Bild einfügen, Breite 11 cm, dann diesen Kasten löschen.)</w:t>
+        <w:br/>
+        <w:br/>
+        <w:br/>
+        <w:br/>
+      </w:r>
+    </w:p>
+    <w:p>
+      <w:pPr>
+        <w:spacing w:before="0" w:after="0"/>
       </w:pPr>
       <w:r>
         <w:rPr>
@@ -1133,8 +1169,44 @@
     </w:p>
     <w:p>
       <w:pPr>
-        <w:spacing w:before="0" w:after="0"/>
-        <w:ind w:firstLine="283"/>
+        <w:spacing w:before="200" w:after="200"/>
+        <w:jc w:val="center"/>
+        <w:pBdr>
+          <w:top w:val="dashed" w:sz="8" w:space="6" w:color="9E9E9E"/>
+          <w:left w:val="dashed" w:sz="8" w:space="6" w:color="9E9E9E"/>
+          <w:bottom w:val="dashed" w:sz="8" w:space="6" w:color="9E9E9E"/>
+          <w:right w:val="dashed" w:sz="8" w:space="6" w:color="9E9E9E"/>
+        </w:pBdr>
+      </w:pPr>
+      <w:r>
+        <w:rPr>
+          <w:b w:val="0"/>
+          <w:i w:val="0"/>
+          <w:color w:val="6B6B6B"/>
+          <w:sz w:val="18"/>
+        </w:rPr>
+        <w:t>Bildplatz 2: Der Bauer an der Ampel</w:t>
+      </w:r>
+      <w:r>
+        <w:br/>
+      </w:r>
+      <w:r>
+        <w:rPr>
+          <w:b w:val="0"/>
+          <w:i w:val="0"/>
+          <w:color w:val="6B6B6B"/>
+          <w:sz w:val="18"/>
+        </w:rPr>
+        <w:t>(Hier das Bild einfügen, Breite 11 cm, dann diesen Kasten löschen.)</w:t>
+        <w:br/>
+        <w:br/>
+        <w:br/>
+        <w:br/>
+      </w:r>
+    </w:p>
+    <w:p>
+      <w:pPr>
+        <w:spacing w:before="0" w:after="0"/>
       </w:pPr>
       <w:r>
         <w:rPr>
@@ -2882,8 +2954,44 @@
     </w:p>
     <w:p>
       <w:pPr>
-        <w:spacing w:before="0" w:after="0"/>
-        <w:ind w:firstLine="283"/>
+        <w:spacing w:before="200" w:after="200"/>
+        <w:jc w:val="center"/>
+        <w:pBdr>
+          <w:top w:val="dashed" w:sz="8" w:space="6" w:color="9E9E9E"/>
+          <w:left w:val="dashed" w:sz="8" w:space="6" w:color="9E9E9E"/>
+          <w:bottom w:val="dashed" w:sz="8" w:space="6" w:color="9E9E9E"/>
+          <w:right w:val="dashed" w:sz="8" w:space="6" w:color="9E9E9E"/>
+        </w:pBdr>
+      </w:pPr>
+      <w:r>
+        <w:rPr>
+          <w:b w:val="0"/>
+          <w:i w:val="0"/>
+          <w:color w:val="6B6B6B"/>
+          <w:sz w:val="18"/>
+        </w:rPr>
+        <w:t>Bildplatz 3: Die Kirche von Wollseifen im Ginster</w:t>
+      </w:r>
+      <w:r>
+        <w:br/>
+      </w:r>
+      <w:r>
+        <w:rPr>
+          <w:b w:val="0"/>
+          <w:i w:val="0"/>
+          <w:color w:val="6B6B6B"/>
+          <w:sz w:val="18"/>
+        </w:rPr>
+        <w:t>(Hier das Bild einfügen, Breite 11 cm, dann diesen Kasten löschen.)</w:t>
+        <w:br/>
+        <w:br/>
+        <w:br/>
+        <w:br/>
+      </w:r>
+    </w:p>
+    <w:p>
+      <w:pPr>
+        <w:spacing w:before="0" w:after="0"/>
       </w:pPr>
       <w:r>
         <w:rPr>
@@ -3736,8 +3844,44 @@
     </w:p>
     <w:p>
       <w:pPr>
-        <w:spacing w:before="0" w:after="0"/>
-        <w:ind w:firstLine="283"/>
+        <w:spacing w:before="200" w:after="200"/>
+        <w:jc w:val="center"/>
+        <w:pBdr>
+          <w:top w:val="dashed" w:sz="8" w:space="6" w:color="9E9E9E"/>
+          <w:left w:val="dashed" w:sz="8" w:space="6" w:color="9E9E9E"/>
+          <w:bottom w:val="dashed" w:sz="8" w:space="6" w:color="9E9E9E"/>
+          <w:right w:val="dashed" w:sz="8" w:space="6" w:color="9E9E9E"/>
+        </w:pBdr>
+      </w:pPr>
+      <w:r>
+        <w:rPr>
+          <w:b w:val="0"/>
+          <w:i w:val="0"/>
+          <w:color w:val="6B6B6B"/>
+          <w:sz w:val="18"/>
+        </w:rPr>
+        <w:t>Bildplatz 4: Josefine und Konrad</w:t>
+      </w:r>
+      <w:r>
+        <w:br/>
+      </w:r>
+      <w:r>
+        <w:rPr>
+          <w:b w:val="0"/>
+          <w:i w:val="0"/>
+          <w:color w:val="6B6B6B"/>
+          <w:sz w:val="18"/>
+        </w:rPr>
+        <w:t>(Hier das Bild einfügen, Breite 11 cm, dann diesen Kasten löschen.)</w:t>
+        <w:br/>
+        <w:br/>
+        <w:br/>
+        <w:br/>
+      </w:r>
+    </w:p>
+    <w:p>
+      <w:pPr>
+        <w:spacing w:before="0" w:after="0"/>
       </w:pPr>
       <w:r>
         <w:rPr>
@@ -5406,8 +5550,44 @@
     </w:p>
     <w:p>
       <w:pPr>
-        <w:spacing w:before="0" w:after="0"/>
-        <w:ind w:firstLine="283"/>
+        <w:spacing w:before="200" w:after="200"/>
+        <w:jc w:val="center"/>
+        <w:pBdr>
+          <w:top w:val="dashed" w:sz="8" w:space="6" w:color="9E9E9E"/>
+          <w:left w:val="dashed" w:sz="8" w:space="6" w:color="9E9E9E"/>
+          <w:bottom w:val="dashed" w:sz="8" w:space="6" w:color="9E9E9E"/>
+          <w:right w:val="dashed" w:sz="8" w:space="6" w:color="9E9E9E"/>
+        </w:pBdr>
+      </w:pPr>
+      <w:r>
+        <w:rPr>
+          <w:b w:val="0"/>
+          <w:i w:val="0"/>
+          <w:color w:val="6B6B6B"/>
+          <w:sz w:val="18"/>
+        </w:rPr>
+        <w:t>Bildplatz 5: Nachtwanderung über die Hochfläche</w:t>
+      </w:r>
+      <w:r>
+        <w:br/>
+      </w:r>
+      <w:r>
+        <w:rPr>
+          <w:b w:val="0"/>
+          <w:i w:val="0"/>
+          <w:color w:val="6B6B6B"/>
+          <w:sz w:val="18"/>
+        </w:rPr>
+        <w:t>(Hier das Bild einfügen, Breite 11 cm, dann diesen Kasten löschen.)</w:t>
+        <w:br/>
+        <w:br/>
+        <w:br/>
+        <w:br/>
+      </w:r>
+    </w:p>
+    <w:p>
+      <w:pPr>
+        <w:spacing w:before="0" w:after="0"/>
       </w:pPr>
       <w:r>
         <w:rPr>
@@ -6712,8 +6892,44 @@
     </w:p>
     <w:p>
       <w:pPr>
-        <w:spacing w:before="0" w:after="0"/>
-        <w:ind w:firstLine="283"/>
+        <w:spacing w:before="200" w:after="200"/>
+        <w:jc w:val="center"/>
+        <w:pBdr>
+          <w:top w:val="dashed" w:sz="8" w:space="6" w:color="9E9E9E"/>
+          <w:left w:val="dashed" w:sz="8" w:space="6" w:color="9E9E9E"/>
+          <w:bottom w:val="dashed" w:sz="8" w:space="6" w:color="9E9E9E"/>
+          <w:right w:val="dashed" w:sz="8" w:space="6" w:color="9E9E9E"/>
+        </w:pBdr>
+      </w:pPr>
+      <w:r>
+        <w:rPr>
+          <w:b w:val="0"/>
+          <w:i w:val="0"/>
+          <w:color w:val="6B6B6B"/>
+          <w:sz w:val="18"/>
+        </w:rPr>
+        <w:t>Bildplatz 6: Der Messingring in der Kirche</w:t>
+      </w:r>
+      <w:r>
+        <w:br/>
+      </w:r>
+      <w:r>
+        <w:rPr>
+          <w:b w:val="0"/>
+          <w:i w:val="0"/>
+          <w:color w:val="6B6B6B"/>
+          <w:sz w:val="18"/>
+        </w:rPr>
+        <w:t>(Hier das Bild einfügen, Breite 11 cm, dann diesen Kasten löschen.)</w:t>
+        <w:br/>
+        <w:br/>
+        <w:br/>
+        <w:br/>
+      </w:r>
+    </w:p>
+    <w:p>
+      <w:pPr>
+        <w:spacing w:before="0" w:after="0"/>
       </w:pPr>
       <w:r>
         <w:rPr>

--- a/krimis/gardinen-01-wollseifen/Mit-Gardinen-ins-Jenseits-Fall-1-Wollseifen.docx
+++ b/krimis/gardinen-01-wollseifen/Mit-Gardinen-ins-Jenseits-Fall-1-Wollseifen.docx
@@ -7013,7 +7013,7 @@
           <w:b w:val="0"/>
           <w:i/>
         </w:rPr>
-        <w:t>„Sehr geehrte Frau Fink, sehr geehrter Herr Ehrlich, in meinem Dorf stand vierzig Jahre lang eine Mauer. Meine Schwester wohnte auf der anderen Seite. Bitte bringen Sie ihr diesen Brief, den ich ihr 1966 nicht geben konnte. Sie wohnt noch immer dort. Es sind nur hundert Meter. Aber es waren die längsten hundert Meter der Welt.“</w:t>
+        <w:t>„Sehr geehrte Frau Fink, sehr geehrter Herr Ehrlich, durch mein Dorf lief fast vierzig Jahre lang eine Grenze, erst ein Zaun, dann eine Mauer. Meine Schwester wohnte auf der anderen Seite. Bitte bringen Sie ihr diesen Brief, den ich ihr 1966 nicht geben konnte. Sie wohnt noch immer dort. Es sind nur hundert Meter. Aber es waren die längsten hundert Meter der Welt.“</w:t>
       </w:r>
     </w:p>
     <w:p>

--- a/krimis/gardinen-01-wollseifen/Mit-Gardinen-ins-Jenseits-Fall-1-Wollseifen.docx
+++ b/krimis/gardinen-01-wollseifen/Mit-Gardinen-ins-Jenseits-Fall-1-Wollseifen.docx
@@ -62,7 +62,7 @@
           <w:i w:val="0"/>
           <w:sz w:val="28"/>
         </w:rPr>
-        <w:t>Diana</w:t>
+        <w:t>Diana Bittenbinder</w:t>
       </w:r>
     </w:p>
     <w:p>
@@ -107,7 +107,7 @@
           <w:i w:val="0"/>
           <w:sz w:val="17"/>
         </w:rPr>
-        <w:t>© 2026 Diana [Nachname]. Alle Rechte vorbehalten.</w:t>
+        <w:t>© 2026 Diana Bittenbinder. Alle Rechte vorbehalten.</w:t>
       </w:r>
     </w:p>
     <w:p>
@@ -120,64 +120,25 @@
           <w:i w:val="0"/>
           <w:sz w:val="17"/>
         </w:rPr>
-        <w:t>Herausgeberin: Diana [Nachname], [Straße Hausnummer], [PLZ Ort]</w:t>
+        <w:t>Kontakt: info@svsger.de</w:t>
       </w:r>
     </w:p>
     <w:p>
       <w:pPr>
         <w:spacing w:before="0" w:after="60"/>
       </w:pPr>
+    </w:p>
+    <w:p>
+      <w:pPr>
+        <w:spacing w:before="0" w:after="60"/>
+      </w:pPr>
       <w:r>
         <w:rPr>
           <w:b w:val="0"/>
           <w:i w:val="0"/>
           <w:sz w:val="17"/>
         </w:rPr>
-        <w:t>Kontakt: [E-Mail-Adresse]</w:t>
-      </w:r>
-    </w:p>
-    <w:p>
-      <w:pPr>
-        <w:spacing w:before="0" w:after="60"/>
-      </w:pPr>
-      <w:r>
-        <w:rPr>
-          <w:b w:val="0"/>
-          <w:i w:val="0"/>
-          <w:sz w:val="17"/>
-        </w:rPr>
-        <w:t>ISBN: [wird bei der Veröffentlichung vergeben]</w:t>
-      </w:r>
-    </w:p>
-    <w:p>
-      <w:pPr>
-        <w:spacing w:before="0" w:after="60"/>
-      </w:pPr>
-    </w:p>
-    <w:p>
-      <w:pPr>
-        <w:spacing w:before="0" w:after="60"/>
-      </w:pPr>
-      <w:r>
-        <w:rPr>
-          <w:b w:val="0"/>
-          <w:i w:val="0"/>
-          <w:sz w:val="17"/>
-        </w:rPr>
         <w:t>Dieser Roman ist frei erfunden. Die Handlung spielt an realen Orten, alle Figuren, Firmen, Vereine und Ereignisse sind jedoch erfunden. Ähnlichkeiten mit lebenden oder verstorbenen Personen sind zufällig und nicht beabsichtigt.</w:t>
-      </w:r>
-    </w:p>
-    <w:p>
-      <w:pPr>
-        <w:spacing w:before="0" w:after="60"/>
-      </w:pPr>
-      <w:r>
-        <w:rPr>
-          <w:b w:val="0"/>
-          <w:i w:val="0"/>
-          <w:sz w:val="17"/>
-        </w:rPr>
-        <w:t>Der Text wurde mit Unterstützung künstlicher Intelligenz erstellt und von der Autorin überarbeitet.</w:t>
       </w:r>
     </w:p>
     <w:p>

--- a/krimis/gardinen-01-wollseifen/Mit-Gardinen-ins-Jenseits-Fall-1-Wollseifen.docx
+++ b/krimis/gardinen-01-wollseifen/Mit-Gardinen-ins-Jenseits-Fall-1-Wollseifen.docx
@@ -120,7 +120,7 @@
           <w:i w:val="0"/>
           <w:sz w:val="17"/>
         </w:rPr>
-        <w:t>Kontakt: info@svsger.de</w:t>
+        <w:t>Kontakt: victorhosenbein@gmail.com</w:t>
       </w:r>
     </w:p>
     <w:p>
